--- a/tillsyn/A 3196-2024 tillsynsbegäran.docx
+++ b/tillsyn/A 3196-2024 tillsynsbegäran.docx
@@ -454,7 +454,7 @@
     <w:r>
       <w:tab/>
       <w:tab/>
-      <w:t>2024-02-15</w:t>
+      <w:t>2024-02-16</w:t>
       <w:br/>
       <w:br/>
     </w:r>

--- a/tillsyn/A 3196-2024 tillsynsbegäran.docx
+++ b/tillsyn/A 3196-2024 tillsynsbegäran.docx
@@ -454,7 +454,7 @@
     <w:r>
       <w:tab/>
       <w:tab/>
-      <w:t>2024-02-16</w:t>
+      <w:t>2024-02-19</w:t>
       <w:br/>
       <w:br/>
     </w:r>
